--- a/최종교재/10장_Orca로_에이전트_지휘하기.docx
+++ b/최종교재/10장_Orca로_에이전트_지휘하기.docx
@@ -206,28 +206,9 @@
         <w:rPr>
           <w:b w:val="0"/>
           <w:i w:val="0"/>
-          <w:strike w:val="0"/>
           <w:color w:val="000000"/>
         </w:rPr>
-        <w:t xml:space="preserve">사람 팀이라면 답은 간단합니다. 일을 나눠서 동시에 하면 됩니다. AI 에이전트도 똑같습니다. 한 명(?)만 고용할 이유가 없습니다. 여러 에이전트에게 서로 다른 일을 맡기고, 우리는 관리자처럼 결과만 확인하면 됩니다. </w:t>
-      </w:r>
-      <w:r>
-        <w:rPr>
-          <w:b w:val="0"/>
-          <w:i w:val="0"/>
-          <w:strike w:val="0"/>
-          <w:color w:val="000000"/>
-        </w:rPr>
-        <w:t>5장</w:t>
-      </w:r>
-      <w:r>
-        <w:rPr>
-          <w:b w:val="0"/>
-          <w:i w:val="0"/>
-          <w:strike w:val="0"/>
-          <w:color w:val="000000"/>
-        </w:rPr>
-        <w:t>에서 "바이브코딩은 코드를 치는 일이 아니라 일을 시키는 일"이라고 했지요. 그 말을 끝까지 밀고 나가면 자연스럽게 이런 그림에 도착합니다. 우리는 개발자라기보다 지휘자에 가까워지고, 지휘자에게 필요한 것은 빠른 손이 아니라 전체를 보는 눈입니다.</w:t>
+        <w:t>사람 팀이라면 답은 간단합니다. 일을 나눠서 동시에 하면 됩니다. AI 에이전트도 똑같습니다. 한 명(?)만 고용할 이유가 없습니다. 여러 에이전트에게 서로 다른 일을 맡기고, 우리는 관리자처럼 결과만 확인하면 됩니다. 9장에서 "바이브코딩은 코드를 치는 일이 아니라 일을 시키는 일"이라고 했지요. 그 말을 끝까지 밀고 나가면 자연스럽게 이런 그림에 도착합니다. 우리는 개발자라기보다 지휘자에 가까워지고, 지휘자에게 필요한 것은 빠른 손이 아니라 전체를 보는 눈입니다.</w:t>
       </w:r>
     </w:p>
     <w:p>
@@ -1621,52 +1602,8 @@
         <w:ind w:left="259"/>
       </w:pPr>
       <w:r>
-        <w:t xml:space="preserve">• </w:t>
-      </w:r>
-      <w:r>
-        <w:rPr>
-          <w:b/>
-          <w:i w:val="0"/>
-          <w:strike w:val="0"/>
-          <w:color w:val="000000"/>
-        </w:rPr>
-        <w:t>모니터 왼쪽 절반 — Orca.</w:t>
-      </w:r>
-      <w:r>
-        <w:rPr>
-          <w:b w:val="0"/>
-          <w:i w:val="0"/>
-          <w:strike w:val="0"/>
-          <w:color w:val="000000"/>
-        </w:rPr>
-        <w:t xml:space="preserve"> 워크트리 카드 목록과 터미널. 보통 카드 </w:t>
-      </w:r>
-      <w:r>
-        <w:rPr>
-          <w:b w:val="0"/>
-          <w:i w:val="0"/>
-          <w:strike/>
-          <w:color w:val="000000"/>
-        </w:rPr>
-        <w:t>2~4장</w:t>
-      </w:r>
-      <w:r>
-        <w:rPr>
-          <w:b w:val="0"/>
-          <w:i w:val="0"/>
-          <w:strike w:val="0"/>
-          <w:color w:val="C00000"/>
-        </w:rPr>
-        <w:t xml:space="preserve"> 6~8장</w:t>
-      </w:r>
-      <w:r>
-        <w:rPr>
-          <w:b w:val="0"/>
-          <w:i w:val="0"/>
-          <w:strike w:val="0"/>
-          <w:color w:val="000000"/>
-        </w:rPr>
-        <w:t>이 살아 있습니다. 하나는 지금 만드는 기능, 하나는 검토나 문서 작업, 나머지는 실험용입니다.</w:t>
+        <w:rPr/>
+        <w:t>• 모니터 왼쪽 절반 — Orca. 워크트리 카드 목록과 터미널. 보통 카드 6~8장 10~12장이 살아 있습니다. 하나는 지금 만드는 기능, 하나는 검토나 문서 작업, 나머지는 실험용입니다.</w:t>
       </w:r>
     </w:p>
     <w:p>

--- a/최종교재/10장_Orca로_에이전트_지휘하기.docx
+++ b/최종교재/10장_Orca로_에이전트_지휘하기.docx
@@ -208,7 +208,7 @@
           <w:i w:val="0"/>
           <w:color w:val="000000"/>
         </w:rPr>
-        <w:t>사람 팀이라면 답은 간단합니다. 일을 나눠서 동시에 하면 됩니다. AI 에이전트도 똑같습니다. 한 명(?)만 고용할 이유가 없습니다. 여러 에이전트에게 서로 다른 일을 맡기고, 우리는 관리자처럼 결과만 확인하면 됩니다. 9장에서 "바이브코딩은 코드를 치는 일이 아니라 일을 시키는 일"이라고 했지요. 그 말을 끝까지 밀고 나가면 자연스럽게 이런 그림에 도착합니다. 우리는 개발자라기보다 지휘자에 가까워지고, 지휘자에게 필요한 것은 빠른 손이 아니라 전체를 보는 눈입니다.</w:t>
+        <w:t>여러 사람이 함께 작업하는 팀이라면 해결 방법이 간단합니다. 작업을 나누어 동시에 진행하면 됩니다. AI 에이전트도 마찬가지입니다. 한 명의 에이전트만 활용할 이유가 없습니다. 여러 에이전트에게 서로 다른 작업을 할당하고, 우리는 관리자처럼 결과만을 확인하면 됩니다. 13장에서 "바이브코딩은 직접 코드를 작성하는 일이 아니라 작업을 요청하는 일"이라고 설명한 바 있습니다. 그 관점을 끝까지 이어가면 자연스럽게 이러한 작업 방식에 도달하게 됩니다. 우리는 직접 코드를 작성하는 개발자라기보다는 작업을 지휘하는 사람에 가까워지며, 지휘자에게 필요한 것은 빠른 손놀림이 아니라 전체를 조망하는 시야입니다.</w:t>
       </w:r>
     </w:p>
     <w:p>
@@ -320,13 +320,12 @@
       </w:pPr>
       <w:r>
         <w:rPr>
-          <w:rFonts w:ascii="Segoe UI Emoji" w:hAnsi="Segoe UI Emoji" w:eastAsia="맑은 고딕"/>
+          <w:rFonts w:ascii="Segoe UI Emoji" w:hAnsi="Segoe UI Emoji"/>
           <w:b/>
           <w:i w:val="0"/>
-          <w:strike w:val="0"/>
           <w:color w:val="000000"/>
         </w:rPr>
-        <w:t>⚠️ 주의 — 이 장은 건너뛰어도 됩니다</w:t>
+        <w:t>그림 10.1 — 에이전트 한 명 사용 시 대 여러 명 지휘 시</w:t>
       </w:r>
     </w:p>
     <w:p>
@@ -578,13 +577,12 @@
       </w:pPr>
       <w:r>
         <w:rPr>
-          <w:rFonts w:ascii="Segoe UI Emoji" w:hAnsi="Segoe UI Emoji" w:eastAsia="맑은 고딕"/>
+          <w:rFonts w:ascii="Segoe UI Emoji" w:hAnsi="Segoe UI Emoji"/>
           <w:b/>
           <w:i w:val="0"/>
-          <w:strike w:val="0"/>
           <w:color w:val="000000"/>
         </w:rPr>
-        <w:t>💡 팁 — 워크트리는 바이브코딩의 안전벨트 2호</w:t>
+        <w:t>그림 10.2 — 워크트리 개념도</w:t>
       </w:r>
     </w:p>
     <w:p>
@@ -1039,10 +1037,9 @@
         <w:rPr>
           <w:b w:val="0"/>
           <w:i w:val="0"/>
-          <w:strike w:val="0"/>
           <w:color w:val="000000"/>
         </w:rPr>
-        <w:t>이 폴더는 카카오지도 웹앱 프로젝트야. 지도에 마커를 찍는 기능을 만들어 줘. 기존 코드 스타일을 따르고, 다 만들면 바꾼 파일 목록을 정리해 줘.</w:t>
+        <w:t>이 폴더는 카카오지도 웹 애플리케이션 프로젝트입니다. 지도에 마커를 표시하는 기능을 구현하여 주십시오. 기존에 작성된 코드의 스타일을 준수하고, 작업을 완료한 뒤에는 수정된 파일의 목록을 정리하여 제시하여 주십시오.</w:t>
       </w:r>
     </w:p>
     <w:p>
@@ -1545,13 +1542,12 @@
       </w:pPr>
       <w:r>
         <w:rPr>
-          <w:rFonts w:ascii="Segoe UI Emoji" w:hAnsi="Segoe UI Emoji" w:eastAsia="맑은 고딕"/>
+          <w:rFonts w:ascii="Segoe UI Emoji" w:hAnsi="Segoe UI Emoji"/>
           <w:b/>
           <w:i w:val="0"/>
-          <w:strike w:val="0"/>
           <w:color w:val="000000"/>
         </w:rPr>
-        <w:t>⚠️ 주의 — 병렬은 만능이 아닙니다</w:t>
+        <w:t>그림 10.5 — 세 개의 카드에서 동시에 작업이 진행 중인 모습 (구성 예시)</w:t>
       </w:r>
     </w:p>
     <w:p>
